--- a/word/NKNU_SetMoto.docx
+++ b/word/NKNU_SetMoto.docx
@@ -247,114 +247,23 @@
           <w:rFonts w:ascii="微軟正黑體" w:eastAsia="微軟正黑體" w:hAnsi="微軟正黑體" w:hint="eastAsia"/>
           <w:color w:val="0000FF"/>
         </w:rPr>
-        <w:t>(</w:t>
-      </w:r>
+        <w:t>(4060、5016B)中使用的是腳位(2、3)，而</w:t>
+      </w:r>
+      <w:proofErr w:type="gramStart"/>
       <w:r>
         <w:rPr>
           <w:rFonts w:ascii="微軟正黑體" w:eastAsia="微軟正黑體" w:hAnsi="微軟正黑體" w:hint="eastAsia"/>
           <w:color w:val="0000FF"/>
         </w:rPr>
-        <w:t>4060</w:t>
-      </w:r>
+        <w:t>在公版教具</w:t>
+      </w:r>
+      <w:proofErr w:type="gramEnd"/>
       <w:r>
         <w:rPr>
           <w:rFonts w:ascii="微軟正黑體" w:eastAsia="微軟正黑體" w:hAnsi="微軟正黑體" w:hint="eastAsia"/>
           <w:color w:val="0000FF"/>
         </w:rPr>
-        <w:t>、</w:t>
-      </w:r>
-      <w:r>
-        <w:rPr>
-          <w:rFonts w:ascii="微軟正黑體" w:eastAsia="微軟正黑體" w:hAnsi="微軟正黑體" w:hint="eastAsia"/>
-          <w:color w:val="0000FF"/>
-        </w:rPr>
-        <w:t>5016B</w:t>
-      </w:r>
-      <w:r>
-        <w:rPr>
-          <w:rFonts w:ascii="微軟正黑體" w:eastAsia="微軟正黑體" w:hAnsi="微軟正黑體" w:hint="eastAsia"/>
-          <w:color w:val="0000FF"/>
-        </w:rPr>
-        <w:t>)中使用的是腳位(2、3)</w:t>
-      </w:r>
-      <w:r>
-        <w:rPr>
-          <w:rFonts w:ascii="微軟正黑體" w:eastAsia="微軟正黑體" w:hAnsi="微軟正黑體" w:hint="eastAsia"/>
-          <w:color w:val="0000FF"/>
-        </w:rPr>
-        <w:t>，</w:t>
-      </w:r>
-      <w:r>
-        <w:rPr>
-          <w:rFonts w:ascii="微軟正黑體" w:eastAsia="微軟正黑體" w:hAnsi="微軟正黑體" w:hint="eastAsia"/>
-          <w:color w:val="0000FF"/>
-        </w:rPr>
-        <w:t>而</w:t>
-      </w:r>
-      <w:proofErr w:type="gramStart"/>
-      <w:r>
-        <w:rPr>
-          <w:rFonts w:ascii="微軟正黑體" w:eastAsia="微軟正黑體" w:hAnsi="微軟正黑體" w:hint="eastAsia"/>
-          <w:color w:val="0000FF"/>
-        </w:rPr>
-        <w:t>在</w:t>
-      </w:r>
-      <w:r>
-        <w:rPr>
-          <w:rFonts w:ascii="微軟正黑體" w:eastAsia="微軟正黑體" w:hAnsi="微軟正黑體" w:hint="eastAsia"/>
-          <w:color w:val="0000FF"/>
-        </w:rPr>
-        <w:t>公版教具</w:t>
-      </w:r>
-      <w:proofErr w:type="gramEnd"/>
-      <w:r>
-        <w:rPr>
-          <w:rFonts w:ascii="微軟正黑體" w:eastAsia="微軟正黑體" w:hAnsi="微軟正黑體" w:hint="eastAsia"/>
-          <w:color w:val="0000FF"/>
-        </w:rPr>
-        <w:t>(</w:t>
-      </w:r>
-      <w:r>
-        <w:rPr>
-          <w:rFonts w:ascii="微軟正黑體" w:eastAsia="微軟正黑體" w:hAnsi="微軟正黑體" w:hint="eastAsia"/>
-          <w:color w:val="0000FF"/>
-        </w:rPr>
-        <w:t>5016A</w:t>
-      </w:r>
-      <w:r>
-        <w:rPr>
-          <w:rFonts w:ascii="微軟正黑體" w:eastAsia="微軟正黑體" w:hAnsi="微軟正黑體" w:hint="eastAsia"/>
-          <w:color w:val="0000FF"/>
-        </w:rPr>
-        <w:t>)使用的</w:t>
-      </w:r>
-      <w:r>
-        <w:rPr>
-          <w:rFonts w:ascii="微軟正黑體" w:eastAsia="微軟正黑體" w:hAnsi="微軟正黑體" w:hint="eastAsia"/>
-          <w:color w:val="0000FF"/>
-        </w:rPr>
-        <w:t>是</w:t>
-      </w:r>
-      <w:r>
-        <w:rPr>
-          <w:rFonts w:ascii="微軟正黑體" w:eastAsia="微軟正黑體" w:hAnsi="微軟正黑體" w:hint="eastAsia"/>
-          <w:color w:val="0000FF"/>
-        </w:rPr>
-        <w:t>腳位(3、</w:t>
-      </w:r>
-      <w:r>
-        <w:rPr>
-          <w:rFonts w:ascii="微軟正黑體" w:eastAsia="微軟正黑體" w:hAnsi="微軟正黑體" w:hint="eastAsia"/>
-          <w:color w:val="0000FF"/>
-        </w:rPr>
-        <w:t>5</w:t>
-      </w:r>
-      <w:r>
-        <w:rPr>
-          <w:rFonts w:ascii="微軟正黑體" w:eastAsia="微軟正黑體" w:hAnsi="微軟正黑體" w:hint="eastAsia"/>
-          <w:color w:val="0000FF"/>
-        </w:rPr>
-        <w:t>)。</w:t>
+        <w:t>(5016A)使用的是腳位(3、5)。</w:t>
       </w:r>
     </w:p>
     <w:p>
@@ -402,7 +311,6 @@
         </w:rPr>
         <w:t>，數字越大轉速越快，最大值255；轉速&lt;0時馬達</w:t>
       </w:r>
-      <w:bookmarkStart w:id="0" w:name="_GoBack"/>
       <w:r>
         <w:rPr>
           <w:rFonts w:ascii="微軟正黑體" w:eastAsia="微軟正黑體" w:hAnsi="微軟正黑體" w:hint="eastAsia"/>
@@ -417,7 +325,6 @@
         </w:rPr>
         <w:t>轉</w:t>
       </w:r>
-      <w:bookmarkEnd w:id="0"/>
       <w:r>
         <w:rPr>
           <w:rFonts w:ascii="微軟正黑體" w:eastAsia="微軟正黑體" w:hAnsi="微軟正黑體" w:hint="eastAsia"/>
@@ -478,7 +385,15 @@
         <w:rPr>
           <w:rFonts w:ascii="微軟正黑體" w:eastAsia="微軟正黑體" w:hAnsi="微軟正黑體" w:hint="eastAsia"/>
         </w:rPr>
-        <w:t>(PWM)</w:t>
+        <w:t>(PW</w:t>
+      </w:r>
+      <w:bookmarkStart w:id="0" w:name="_GoBack"/>
+      <w:bookmarkEnd w:id="0"/>
+      <w:r>
+        <w:rPr>
+          <w:rFonts w:ascii="微軟正黑體" w:eastAsia="微軟正黑體" w:hAnsi="微軟正黑體" w:hint="eastAsia"/>
+        </w:rPr>
+        <w:t>M)</w:t>
       </w:r>
       <w:r>
         <w:rPr>
@@ -595,13 +510,13 @@
     <w:tbl>
       <w:tblPr>
         <w:tblStyle w:val="a6"/>
-        <w:tblW w:w="9104" w:type="dxa"/>
+        <w:tblW w:w="9610" w:type="dxa"/>
         <w:tblInd w:w="360" w:type="dxa"/>
         <w:tblLayout w:type="fixed"/>
         <w:tblLook w:val="04A0" w:firstRow="1" w:lastRow="0" w:firstColumn="1" w:lastColumn="0" w:noHBand="0" w:noVBand="1"/>
       </w:tblPr>
       <w:tblGrid>
-        <w:gridCol w:w="741"/>
+        <w:gridCol w:w="1247"/>
         <w:gridCol w:w="4013"/>
         <w:gridCol w:w="4350"/>
       </w:tblGrid>
@@ -611,7 +526,7 @@
         </w:trPr>
         <w:tc>
           <w:tcPr>
-            <w:tcW w:w="741" w:type="dxa"/>
+            <w:tcW w:w="1247" w:type="dxa"/>
             <w:vAlign w:val="center"/>
           </w:tcPr>
           <w:p>
@@ -717,7 +632,7 @@
                 <w:noProof/>
               </w:rPr>
               <w:drawing>
-                <wp:anchor distT="0" distB="0" distL="114300" distR="114300" simplePos="0" relativeHeight="251658240" behindDoc="1" locked="0" layoutInCell="1" allowOverlap="1" wp14:anchorId="0CC85C23" wp14:editId="60F19377">
+                <wp:anchor distT="0" distB="0" distL="114300" distR="114300" simplePos="0" relativeHeight="251652608" behindDoc="1" locked="0" layoutInCell="1" allowOverlap="1" wp14:anchorId="0CC85C23" wp14:editId="60F19377">
                   <wp:simplePos x="0" y="0"/>
                   <wp:positionH relativeFrom="column">
                     <wp:posOffset>-2540</wp:posOffset>
@@ -781,7 +696,7 @@
         </w:trPr>
         <w:tc>
           <w:tcPr>
-            <w:tcW w:w="741" w:type="dxa"/>
+            <w:tcW w:w="1247" w:type="dxa"/>
             <w:vAlign w:val="center"/>
           </w:tcPr>
           <w:p>
@@ -798,7 +713,26 @@
               <w:rPr>
                 <w:rFonts w:ascii="微軟正黑體" w:eastAsia="微軟正黑體" w:hAnsi="微軟正黑體" w:hint="eastAsia"/>
               </w:rPr>
-              <w:t>馬達正轉</w:t>
+              <w:t>馬達</w:t>
+            </w:r>
+          </w:p>
+          <w:p>
+            <w:pPr>
+              <w:pStyle w:val="a5"/>
+              <w:snapToGrid w:val="0"/>
+              <w:ind w:leftChars="0" w:left="0"/>
+              <w:jc w:val="center"/>
+              <w:rPr>
+                <w:rFonts w:ascii="微軟正黑體" w:eastAsia="微軟正黑體" w:hAnsi="微軟正黑體"/>
+                <w:color w:val="0000FF"/>
+              </w:rPr>
+            </w:pPr>
+            <w:r>
+              <w:rPr>
+                <w:rFonts w:ascii="微軟正黑體" w:eastAsia="微軟正黑體" w:hAnsi="微軟正黑體" w:hint="eastAsia"/>
+                <w:color w:val="0000FF"/>
+              </w:rPr>
+              <w:t>逆時針轉</w:t>
             </w:r>
           </w:p>
         </w:tc>
@@ -887,7 +821,7 @@
                 <w:noProof/>
               </w:rPr>
               <w:drawing>
-                <wp:anchor distT="0" distB="0" distL="114300" distR="114300" simplePos="0" relativeHeight="251659264" behindDoc="1" locked="0" layoutInCell="1" allowOverlap="1" wp14:anchorId="18DC0D66" wp14:editId="51983325">
+                <wp:anchor distT="0" distB="0" distL="114300" distR="114300" simplePos="0" relativeHeight="251661824" behindDoc="1" locked="0" layoutInCell="1" allowOverlap="1" wp14:anchorId="18DC0D66" wp14:editId="51983325">
                   <wp:simplePos x="0" y="0"/>
                   <wp:positionH relativeFrom="column">
                     <wp:posOffset>-2540</wp:posOffset>
@@ -951,7 +885,7 @@
         </w:trPr>
         <w:tc>
           <w:tcPr>
-            <w:tcW w:w="741" w:type="dxa"/>
+            <w:tcW w:w="1247" w:type="dxa"/>
             <w:vAlign w:val="center"/>
           </w:tcPr>
           <w:p>
@@ -968,7 +902,32 @@
               <w:rPr>
                 <w:rFonts w:ascii="微軟正黑體" w:eastAsia="微軟正黑體" w:hAnsi="微軟正黑體" w:hint="eastAsia"/>
               </w:rPr>
-              <w:t>馬達倒轉</w:t>
+              <w:t>馬達</w:t>
+            </w:r>
+          </w:p>
+          <w:p>
+            <w:pPr>
+              <w:pStyle w:val="a5"/>
+              <w:snapToGrid w:val="0"/>
+              <w:ind w:leftChars="0" w:left="0"/>
+              <w:jc w:val="center"/>
+              <w:rPr>
+                <w:rFonts w:ascii="微軟正黑體" w:eastAsia="微軟正黑體" w:hAnsi="微軟正黑體"/>
+              </w:rPr>
+            </w:pPr>
+            <w:r>
+              <w:rPr>
+                <w:rFonts w:ascii="微軟正黑體" w:eastAsia="微軟正黑體" w:hAnsi="微軟正黑體" w:hint="eastAsia"/>
+                <w:color w:val="0000FF"/>
+              </w:rPr>
+              <w:t>順時針</w:t>
+            </w:r>
+            <w:r>
+              <w:rPr>
+                <w:rFonts w:ascii="微軟正黑體" w:eastAsia="微軟正黑體" w:hAnsi="微軟正黑體" w:hint="eastAsia"/>
+                <w:color w:val="0000FF"/>
+              </w:rPr>
+              <w:t>轉</w:t>
             </w:r>
           </w:p>
         </w:tc>
@@ -1057,7 +1016,7 @@
                 <w:noProof/>
               </w:rPr>
               <w:drawing>
-                <wp:anchor distT="0" distB="0" distL="114300" distR="114300" simplePos="0" relativeHeight="251660288" behindDoc="1" locked="0" layoutInCell="1" allowOverlap="1" wp14:anchorId="1582C4DD" wp14:editId="00DD8E88">
+                <wp:anchor distT="0" distB="0" distL="114300" distR="114300" simplePos="0" relativeHeight="251671040" behindDoc="1" locked="0" layoutInCell="1" allowOverlap="1" wp14:anchorId="1582C4DD" wp14:editId="00DD8E88">
                   <wp:simplePos x="0" y="0"/>
                   <wp:positionH relativeFrom="column">
                     <wp:posOffset>-2540</wp:posOffset>
